--- a/public/downloads/signs-and-urgent-action.docx
+++ b/public/downloads/signs-and-urgent-action.docx
@@ -1039,7 +1039,7 @@
     <w:rPr>
       <w:rFonts w:ascii="Arial" w:hAnsi="Arial"/>
       <w:color w:val="102A43"/>
-      <w:sz w:val="22"/>
+      <w:sz w:val="24"/>
     </w:rPr>
   </w:style>
   <w:style w:type="paragraph" w:styleId="Header">
@@ -1575,7 +1575,7 @@
     </w:pPr>
     <w:rPr>
       <w:rFonts w:ascii="Arial" w:hAnsi="Arial"/>
-      <w:sz w:val="22"/>
+      <w:sz w:val="24"/>
     </w:rPr>
   </w:style>
   <w:style w:type="paragraph" w:styleId="ListBullet2">

--- a/public/downloads/signs-and-urgent-action.docx
+++ b/public/downloads/signs-and-urgent-action.docx
@@ -627,7 +627,7 @@
         <w:color w:val="334E68"/>
         <w:sz w:val="15"/>
       </w:rPr>
-      <w:t>deliriumdownloads.com · Template v0.9 · 7 August 2026 · Human clinical review required</w:t>
+      <w:t>deliriumdownloads.com · Template v0.9 · 8 August 2026 · Human clinical review required</w:t>
     </w:r>
     <w:r>
       <w:tab/>
